--- a/episodes/The_Dark_Rise_Episode_48.docx
+++ b/episodes/The_Dark_Rise_Episode_48.docx
@@ -217,7 +217,7 @@
           <w:sz w:val="24"/>
           <w:szCs w:val="24"/>
         </w:rPr>
-        <w:t xml:space="preserve">Beneath the ak-pu roots, the entity found itself stumbling over the name in a way it had not expected, three centuries of careful, deliberate speech suddenly catching on four simple syllables that belonged to someone else's choosing rather than its own. It said it anyway, quietly, again and again, until the stumbling smoothed into something closer to habit, because refusing to use it, however uncomfortable the discomfort, would have cost the boy something the entity was no longer willing to spend.</w:t>
+        <w:t xml:space="preserve">Beneath the iroko roots, the entity found itself stumbling over the name in a way it had not expected, three centuries of careful, deliberate speech suddenly catching on four simple syllables that belonged to someone else's choosing rather than its own. It said it anyway, quietly, again and again, until the stumbling smoothed into something closer to habit, because refusing to use it, however uncomfortable the discomfort, would have cost the boy something the entity was no longer willing to spend.</w:t>
       </w:r>
     </w:p>
     <w:p>

--- a/episodes/The_Dark_Rise_Episode_48.docx
+++ b/episodes/The_Dark_Rise_Episode_48.docx
@@ -98,20 +98,7 @@
     </w:p>
     <w:p>
       <w:pPr>
-        <w:spacing w:after="0" w:line="360"/>
-      </w:pPr>
-      <w:r>
-        <w:rPr>
-          <w:rFonts w:ascii="Georgia" w:hAnsi="Georgia" w:cs="Georgia"/>
-          <w:sz w:val="24"/>
-          <w:szCs w:val="24"/>
-        </w:rPr>
-        <w:t xml:space="preserve"/>
-      </w:r>
-    </w:p>
-    <w:p>
-      <w:pPr>
-        <w:spacing w:after="60" w:line="360"/>
+        <w:spacing w:after="60" w:line="360" w:before="480"/>
         <w:ind w:firstLine="360"/>
       </w:pPr>
       <w:r>
@@ -195,20 +182,7 @@
     </w:p>
     <w:p>
       <w:pPr>
-        <w:spacing w:after="0" w:line="360"/>
-      </w:pPr>
-      <w:r>
-        <w:rPr>
-          <w:rFonts w:ascii="Georgia" w:hAnsi="Georgia" w:cs="Georgia"/>
-          <w:sz w:val="24"/>
-          <w:szCs w:val="24"/>
-        </w:rPr>
-        <w:t xml:space="preserve"/>
-      </w:r>
-    </w:p>
-    <w:p>
-      <w:pPr>
-        <w:spacing w:after="60" w:line="360"/>
+        <w:spacing w:after="60" w:line="360" w:before="480"/>
         <w:ind w:firstLine="360"/>
       </w:pPr>
       <w:r>
@@ -236,20 +210,7 @@
     </w:p>
     <w:p>
       <w:pPr>
-        <w:spacing w:after="0" w:line="360"/>
-      </w:pPr>
-      <w:r>
-        <w:rPr>
-          <w:rFonts w:ascii="Georgia" w:hAnsi="Georgia" w:cs="Georgia"/>
-          <w:sz w:val="24"/>
-          <w:szCs w:val="24"/>
-        </w:rPr>
-        <w:t xml:space="preserve"/>
-      </w:r>
-    </w:p>
-    <w:p>
-      <w:pPr>
-        <w:spacing w:after="60" w:line="360"/>
+        <w:spacing w:after="60" w:line="360" w:before="480"/>
         <w:ind w:firstLine="360"/>
       </w:pPr>
       <w:r>
@@ -300,7 +261,23 @@
           <w:sz w:val="24"/>
           <w:szCs w:val="24"/>
         </w:rPr>
-        <w:t xml:space="preserve">VESSEL: DIRECT, UNPROMPTED REQUEST FOR PHYSICAL REUNION WITH MATERNAL FIGURE. PRIOR REFUSALS BASED ON RISK ASSESSMENT NOW PARTIALLY OBSOLETE. FULL REFUSAL NO LONGER DEFENSIBLE ON GROUNDS PREVIOUSLY USED.</w:t>
+        <w:t xml:space="preserve">Beneath the roots, the cold voice conceded the arithmetic.</w:t>
+      </w:r>
+    </w:p>
+    <w:p>
+      <w:pPr>
+        <w:spacing w:after="120" w:line="360"/>
+      </w:pPr>
+      <w:r>
+        <w:rPr>
+          <w:rFonts w:ascii="Georgia" w:hAnsi="Georgia" w:cs="Georgia"/>
+          <w:sz w:val="24"/>
+          <w:szCs w:val="24"/>
+          <w:b/>
+          <w:bCs/>
+          <w:caps/>
+        </w:rPr>
+        <w:t xml:space="preserve">Vessel: direct, unprompted request for physical reunion with maternal figure. Prior refusals based on risk assessment now partially obsolete. Full refusal no longer defensible on grounds previously used.</w:t>
       </w:r>
     </w:p>
     <w:p>
@@ -357,19 +334,6 @@
           <w:szCs w:val="24"/>
         </w:rPr>
         <w:t xml:space="preserve">The entity had no honest answer ready for that either, and said so, choosing, as it had chosen so often these last difficult weeks, to sit inside the not knowing with him rather than paper over it with a comfort it could not actually promise. It understood, watching him finally drift toward sleep beside his half finished pattern of stones, that whatever answer eventually came would not belong to the entity to give either. That answer, like the name itself, would have to be earned in a room the entity could not fully control, by two people who had never yet been allowed to simply sit together in daylight and decide, on their own terms, what came next.</w:t>
-      </w:r>
-    </w:p>
-    <w:p>
-      <w:pPr>
-        <w:spacing w:after="0" w:line="360"/>
-      </w:pPr>
-      <w:r>
-        <w:rPr>
-          <w:rFonts w:ascii="Georgia" w:hAnsi="Georgia" w:cs="Georgia"/>
-          <w:sz w:val="24"/>
-          <w:szCs w:val="24"/>
-        </w:rPr>
-        <w:t xml:space="preserve"/>
       </w:r>
     </w:p>
     <w:sectPr>

--- a/episodes/The_Dark_Rise_Episode_48.docx
+++ b/episodes/The_Dark_Rise_Episode_48.docx
@@ -121,7 +121,7 @@
           <w:sz w:val="24"/>
           <w:szCs w:val="24"/>
         </w:rPr>
-        <w:t xml:space="preserve">Word of what had happened at the boundary moved through Idoro in careful, incomplete fragments over the following days, shaped less by what Amara and Zara actually said than by what the rest of the village imagined must have happened to leave both women so visibly, unmistakably shaken. Ozoemena, hauling water past the mango tree, stopped Amara long enough to ask the one question everyone else seemed too uncertain to voice aloud. "Does he have a mother's love for you the way Kene does," he asked her plainly, "or only a mother's blood." Amara found she did not yet have an honest answer ready, only the certainty that the question itself no longer felt like the wrong one to ask.</w:t>
+        <w:t xml:space="preserve">Word of what had happened at the boundary moved through Idoro in careful, incomplete fragments over the following days, shaped less by what Amara and Zara actually said than by what the rest of the village imagined must have happened to leave both women so visibly, unmistakably shaken. Ozoemena, hauling water past the mango tree, stopped Amara long enough to ask the one question everyone else seemed too uncertain to voice aloud. "Does he have a mother's love for you the way Kene does," he asked her plainly, "or only a mother's blood." Amara found she did not yet have an honest answer ready, only the certainty that the question itself no longer felt like the wrong one to ask. She carried it with her the rest of the day, the way a person carries a stone picked up without quite deciding to keep it.</w:t>
       </w:r>
     </w:p>
     <w:p>
